--- a/Marcus_Jardinez_Resume.docx
+++ b/Marcus_Jardinez_Resume.docx
@@ -86,7 +86,7 @@
           <w:rFonts w:ascii="Arial" w:eastAsia="Arial" w:hAnsi="Arial" w:cs="Arial"/>
           <w:color w:val="1A1A1A"/>
         </w:rPr>
-        <w:t>IT Operations Specialist with 3 years of experience delivering endpoint support and device lifecycle management in large-scale enterprise environments. Skilled in client OS support, hardware imaging and deployment, L1/L2 troubleshooting, and peripheral integration across wired and wireless networks. Proven ability to interface directly with end users, resolve issues efficiently, and maintain compliance with corporate IT security policies. Certified across CompTIA, Microsoft Azure, and AWS. Seeking to bring hands-on technical expertise and strong customer service skills to a healthcare IT environment.</w:t>
+        <w:t>IT Operations Specialist with 3 years of experience delivering endpoint support and device lifecycle management in large-scale enterprise environments. Skilled in client OS support, hardware imaging and deployment, L1/L2 troubleshooting, and peripheral integration across wired and wireless networks. Proven ability to interface directly with end users, resolve issues efficiently, and maintain compliance with corporate IT security policies. Certified across CompTIA, Microsoft Azure, and AWS. Eager to apply hands-on technical expertise and a proven service-first mindset to deliver reliable IT operations in any dynamic enterprise environment.</w:t>
       </w:r>
     </w:p>
     <w:p>
